--- a/27飞镖研发项目规划.docx
+++ b/27飞镖研发项目规划.docx
@@ -322,9 +322,24 @@
     </w:p>
     <w:tbl>
       <w:tblPr>
-        <w:tblStyle w:val="4-31"/>
+        <w:tblStyle w:val="6"/>
         <w:tblW w:w="0" w:type="auto"/>
-        <w:tblLook w:val="04A0" w:firstRow="1" w:lastRow="0" w:firstColumn="1" w:lastColumn="0" w:noHBand="0" w:noVBand="1"/>
+        <w:tblInd w:w="0" w:type="dxa"/>
+        <w:tblBorders>
+          <w:top w:val="single" w:color="FDD960" w:themeColor="accent3" w:themeTint="99" w:sz="4" w:space="0"/>
+          <w:left w:val="single" w:color="FDD960" w:themeColor="accent3" w:themeTint="99" w:sz="4" w:space="0"/>
+          <w:bottom w:val="single" w:color="FDD960" w:themeColor="accent3" w:themeTint="99" w:sz="4" w:space="0"/>
+          <w:right w:val="single" w:color="FDD960" w:themeColor="accent3" w:themeTint="99" w:sz="4" w:space="0"/>
+          <w:insideH w:val="single" w:color="FDD960" w:themeColor="accent3" w:themeTint="99" w:sz="4" w:space="0"/>
+          <w:insideV w:val="none" w:color="auto" w:sz="0" w:space="0"/>
+        </w:tblBorders>
+        <w:tblLayout w:type="autofit"/>
+        <w:tblCellMar>
+          <w:top w:w="0" w:type="dxa"/>
+          <w:left w:w="108" w:type="dxa"/>
+          <w:bottom w:w="0" w:type="dxa"/>
+          <w:right w:w="108" w:type="dxa"/>
+        </w:tblCellMar>
       </w:tblPr>
       <w:tblGrid>
         <w:gridCol w:w="2765"/>
@@ -332,24 +347,57 @@
         <w:gridCol w:w="2766"/>
       </w:tblGrid>
       <w:tr>
-        <w:trPr>
-          <w:cnfStyle w:val="100000000000" w:firstRow="1" w:lastRow="0" w:firstColumn="0" w:lastColumn="0" w:oddVBand="0" w:evenVBand="0" w:oddHBand="0" w:evenHBand="0" w:firstRowFirstColumn="0" w:firstRowLastColumn="0" w:lastRowFirstColumn="0" w:lastRowLastColumn="0"/>
-        </w:trPr>
-        <w:tc>
-          <w:tcPr>
-            <w:cnfStyle w:val="001000000000" w:firstRow="0" w:lastRow="0" w:firstColumn="1" w:lastColumn="0" w:oddVBand="0" w:evenVBand="0" w:oddHBand="0" w:evenHBand="0" w:firstRowFirstColumn="0" w:firstRowLastColumn="0" w:lastRowFirstColumn="0" w:lastRowLastColumn="0"/>
-            <w:tcW w:w="2765" w:type="dxa"/>
-          </w:tcPr>
-          <w:p>
-            <w:pPr>
-              <w:rPr>
-                <w:b w:val="0"/>
-                <w:bCs w:val="0"/>
-              </w:rPr>
-            </w:pPr>
-            <w:r>
-              <w:rPr>
-                <w:rFonts w:hint="eastAsia"/>
+        <w:tblPrEx>
+          <w:tblBorders>
+            <w:top w:val="single" w:color="FDD960" w:themeColor="accent3" w:themeTint="99" w:sz="4" w:space="0"/>
+            <w:left w:val="single" w:color="FDD960" w:themeColor="accent3" w:themeTint="99" w:sz="4" w:space="0"/>
+            <w:bottom w:val="single" w:color="FDD960" w:themeColor="accent3" w:themeTint="99" w:sz="4" w:space="0"/>
+            <w:right w:val="single" w:color="FDD960" w:themeColor="accent3" w:themeTint="99" w:sz="4" w:space="0"/>
+            <w:insideH w:val="single" w:color="FDD960" w:themeColor="accent3" w:themeTint="99" w:sz="4" w:space="0"/>
+            <w:insideV w:val="none" w:color="auto" w:sz="0" w:space="0"/>
+          </w:tblBorders>
+          <w:tblCellMar>
+            <w:top w:w="0" w:type="dxa"/>
+            <w:left w:w="108" w:type="dxa"/>
+            <w:bottom w:w="0" w:type="dxa"/>
+            <w:right w:w="108" w:type="dxa"/>
+          </w:tblCellMar>
+        </w:tblPrEx>
+        <w:tc>
+          <w:tcPr>
+            <w:tcW w:w="2765" w:type="dxa"/>
+            <w:tcBorders>
+              <w:top w:val="single" w:color="F2BA02" w:themeColor="accent3" w:sz="4" w:space="0"/>
+              <w:left w:val="single" w:color="F2BA02" w:themeColor="accent3" w:sz="4" w:space="0"/>
+              <w:bottom w:val="single" w:color="F2BA02" w:themeColor="accent3" w:sz="4" w:space="0"/>
+              <w:insideH w:val="single" w:sz="4" w:space="0"/>
+            </w:tcBorders>
+            <w:shd w:val="clear" w:color="auto" w:fill="F2BA02" w:themeFill="accent3"/>
+          </w:tcPr>
+          <w:p>
+            <w:pPr>
+              <w:rPr>
+                <w:b/>
+                <w:bCs/>
+                <w:color w:val="FFFFFF" w:themeColor="background1"/>
+                <w14:textFill>
+                  <w14:solidFill>
+                    <w14:schemeClr w14:val="bg1"/>
+                  </w14:solidFill>
+                </w14:textFill>
+              </w:rPr>
+            </w:pPr>
+            <w:r>
+              <w:rPr>
+                <w:rFonts w:hint="eastAsia"/>
+                <w:b/>
+                <w:bCs/>
+                <w:color w:val="FFFFFF" w:themeColor="background1"/>
+                <w14:textFill>
+                  <w14:solidFill>
+                    <w14:schemeClr w14:val="bg1"/>
+                  </w14:solidFill>
+                </w14:textFill>
               </w:rPr>
               <w:t>时间段</w:t>
             </w:r>
@@ -358,18 +406,37 @@
         <w:tc>
           <w:tcPr>
             <w:tcW w:w="2765" w:type="dxa"/>
-          </w:tcPr>
-          <w:p>
-            <w:pPr>
-              <w:cnfStyle w:val="100000000000" w:firstRow="1" w:lastRow="0" w:firstColumn="0" w:lastColumn="0" w:oddVBand="0" w:evenVBand="0" w:oddHBand="0" w:evenHBand="0" w:firstRowFirstColumn="0" w:firstRowLastColumn="0" w:lastRowFirstColumn="0" w:lastRowLastColumn="0"/>
-              <w:rPr>
-                <w:b w:val="0"/>
-                <w:bCs w:val="0"/>
-              </w:rPr>
-            </w:pPr>
-            <w:r>
-              <w:rPr>
-                <w:rFonts w:hint="eastAsia"/>
+            <w:tcBorders>
+              <w:top w:val="single" w:color="F2BA02" w:themeColor="accent3" w:sz="4" w:space="0"/>
+              <w:bottom w:val="single" w:color="F2BA02" w:themeColor="accent3" w:sz="4" w:space="0"/>
+              <w:insideH w:val="single" w:sz="4" w:space="0"/>
+            </w:tcBorders>
+            <w:shd w:val="clear" w:color="auto" w:fill="F2BA02" w:themeFill="accent3"/>
+          </w:tcPr>
+          <w:p>
+            <w:pPr>
+              <w:rPr>
+                <w:b/>
+                <w:bCs/>
+                <w:color w:val="FFFFFF" w:themeColor="background1"/>
+                <w14:textFill>
+                  <w14:solidFill>
+                    <w14:schemeClr w14:val="bg1"/>
+                  </w14:solidFill>
+                </w14:textFill>
+              </w:rPr>
+            </w:pPr>
+            <w:r>
+              <w:rPr>
+                <w:rFonts w:hint="eastAsia"/>
+                <w:b/>
+                <w:bCs/>
+                <w:color w:val="FFFFFF" w:themeColor="background1"/>
+                <w14:textFill>
+                  <w14:solidFill>
+                    <w14:schemeClr w14:val="bg1"/>
+                  </w14:solidFill>
+                </w14:textFill>
               </w:rPr>
               <w:t>进度要求</w:t>
             </w:r>
@@ -378,18 +445,38 @@
         <w:tc>
           <w:tcPr>
             <w:tcW w:w="2766" w:type="dxa"/>
-          </w:tcPr>
-          <w:p>
-            <w:pPr>
-              <w:cnfStyle w:val="100000000000" w:firstRow="1" w:lastRow="0" w:firstColumn="0" w:lastColumn="0" w:oddVBand="0" w:evenVBand="0" w:oddHBand="0" w:evenHBand="0" w:firstRowFirstColumn="0" w:firstRowLastColumn="0" w:lastRowFirstColumn="0" w:lastRowLastColumn="0"/>
-              <w:rPr>
-                <w:b w:val="0"/>
-                <w:bCs w:val="0"/>
-              </w:rPr>
-            </w:pPr>
-            <w:r>
-              <w:rPr>
-                <w:rFonts w:hint="eastAsia"/>
+            <w:tcBorders>
+              <w:top w:val="single" w:color="F2BA02" w:themeColor="accent3" w:sz="4" w:space="0"/>
+              <w:bottom w:val="single" w:color="F2BA02" w:themeColor="accent3" w:sz="4" w:space="0"/>
+              <w:right w:val="single" w:color="F2BA02" w:themeColor="accent3" w:sz="4" w:space="0"/>
+              <w:insideH w:val="single" w:sz="4" w:space="0"/>
+            </w:tcBorders>
+            <w:shd w:val="clear" w:color="auto" w:fill="F2BA02" w:themeFill="accent3"/>
+          </w:tcPr>
+          <w:p>
+            <w:pPr>
+              <w:rPr>
+                <w:b/>
+                <w:bCs/>
+                <w:color w:val="FFFFFF" w:themeColor="background1"/>
+                <w14:textFill>
+                  <w14:solidFill>
+                    <w14:schemeClr w14:val="bg1"/>
+                  </w14:solidFill>
+                </w14:textFill>
+              </w:rPr>
+            </w:pPr>
+            <w:r>
+              <w:rPr>
+                <w:rFonts w:hint="eastAsia"/>
+                <w:b/>
+                <w:bCs/>
+                <w:color w:val="FFFFFF" w:themeColor="background1"/>
+                <w14:textFill>
+                  <w14:solidFill>
+                    <w14:schemeClr w14:val="bg1"/>
+                  </w14:solidFill>
+                </w14:textFill>
               </w:rPr>
               <w:t>负责人</w:t>
             </w:r>
@@ -397,22 +484,42 @@
         </w:tc>
       </w:tr>
       <w:tr>
-        <w:tc>
-          <w:tcPr>
-            <w:cnfStyle w:val="001000000000" w:firstRow="0" w:lastRow="0" w:firstColumn="1" w:lastColumn="0" w:oddVBand="0" w:evenVBand="0" w:oddHBand="0" w:evenHBand="0" w:firstRowFirstColumn="0" w:firstRowLastColumn="0" w:lastRowFirstColumn="0" w:lastRowLastColumn="0"/>
-            <w:tcW w:w="2765" w:type="dxa"/>
-            <w:shd w:val="clear" w:color="auto" w:fill="FEF2CA" w:themeFill="accent3" w:themeFillTint="33"/>
-          </w:tcPr>
-          <w:p>
-            <w:pPr>
-              <w:rPr>
-                <w:b w:val="0"/>
-                <w:bCs w:val="0"/>
-              </w:rPr>
-            </w:pPr>
-            <w:r>
-              <w:rPr>
-                <w:rFonts w:hint="eastAsia"/>
+        <w:tblPrEx>
+          <w:tblBorders>
+            <w:top w:val="single" w:color="FDD960" w:themeColor="accent3" w:themeTint="99" w:sz="4" w:space="0"/>
+            <w:left w:val="single" w:color="FDD960" w:themeColor="accent3" w:themeTint="99" w:sz="4" w:space="0"/>
+            <w:bottom w:val="single" w:color="FDD960" w:themeColor="accent3" w:themeTint="99" w:sz="4" w:space="0"/>
+            <w:right w:val="single" w:color="FDD960" w:themeColor="accent3" w:themeTint="99" w:sz="4" w:space="0"/>
+            <w:insideH w:val="single" w:color="FDD960" w:themeColor="accent3" w:themeTint="99" w:sz="4" w:space="0"/>
+            <w:insideV w:val="none" w:color="auto" w:sz="0" w:space="0"/>
+          </w:tblBorders>
+          <w:tblCellMar>
+            <w:top w:w="0" w:type="dxa"/>
+            <w:left w:w="108" w:type="dxa"/>
+            <w:bottom w:w="0" w:type="dxa"/>
+            <w:right w:w="108" w:type="dxa"/>
+          </w:tblCellMar>
+        </w:tblPrEx>
+        <w:tc>
+          <w:tcPr>
+            <w:tcW w:w="2765" w:type="dxa"/>
+            <w:shd w:val="clear" w:color="auto" w:fill="FEF2CA" w:themeFill="accent3" w:themeFillTint="33"/>
+          </w:tcPr>
+          <w:p>
+            <w:pPr>
+              <w:rPr>
+                <w:rFonts w:hint="default" w:eastAsia="方正书宋_GBK"/>
+                <w:b/>
+                <w:bCs/>
+                <w:lang w:val="en-US" w:eastAsia="zh-CN"/>
+              </w:rPr>
+            </w:pPr>
+            <w:r>
+              <w:rPr>
+                <w:rFonts w:hint="eastAsia"/>
+                <w:b/>
+                <w:bCs/>
+                <w:lang w:val="en-US" w:eastAsia="zh-CN"/>
               </w:rPr>
               <w:t>10.24-11.4</w:t>
             </w:r>
@@ -425,11 +532,15 @@
           </w:tcPr>
           <w:p>
             <w:pPr>
-              <w:cnfStyle w:val="000000000000" w:firstRow="0" w:lastRow="0" w:firstColumn="0" w:lastColumn="0" w:oddVBand="0" w:evenVBand="0" w:oddHBand="0" w:evenHBand="0" w:firstRowFirstColumn="0" w:firstRowLastColumn="0" w:lastRowFirstColumn="0" w:lastRowLastColumn="0"/>
-            </w:pPr>
-            <w:r>
-              <w:rPr>
-                <w:rFonts w:hint="eastAsia"/>
+              <w:rPr>
+                <w:rFonts w:hint="default" w:eastAsia="方正书宋_GBK"/>
+                <w:lang w:val="en-US" w:eastAsia="zh-CN"/>
+              </w:rPr>
+            </w:pPr>
+            <w:r>
+              <w:rPr>
+                <w:rFonts w:hint="eastAsia"/>
+                <w:lang w:val="en-US" w:eastAsia="zh-CN"/>
               </w:rPr>
               <w:t>镖架出车</w:t>
             </w:r>
@@ -442,11 +553,15 @@
           </w:tcPr>
           <w:p>
             <w:pPr>
-              <w:cnfStyle w:val="000000000000" w:firstRow="0" w:lastRow="0" w:firstColumn="0" w:lastColumn="0" w:oddVBand="0" w:evenVBand="0" w:oddHBand="0" w:evenHBand="0" w:firstRowFirstColumn="0" w:firstRowLastColumn="0" w:lastRowFirstColumn="0" w:lastRowLastColumn="0"/>
-            </w:pPr>
-            <w:r>
-              <w:rPr>
-                <w:rFonts w:hint="eastAsia"/>
+              <w:rPr>
+                <w:rFonts w:hint="default" w:eastAsia="方正书宋_GBK"/>
+                <w:lang w:val="en-US" w:eastAsia="zh-CN"/>
+              </w:rPr>
+            </w:pPr>
+            <w:r>
+              <w:rPr>
+                <w:rFonts w:hint="eastAsia"/>
+                <w:lang w:val="en-US" w:eastAsia="zh-CN"/>
               </w:rPr>
               <w:t>林泽斌，邹凌韬</w:t>
             </w:r>
@@ -454,22 +569,42 @@
         </w:tc>
       </w:tr>
       <w:tr>
-        <w:tc>
-          <w:tcPr>
-            <w:cnfStyle w:val="001000000000" w:firstRow="0" w:lastRow="0" w:firstColumn="1" w:lastColumn="0" w:oddVBand="0" w:evenVBand="0" w:oddHBand="0" w:evenHBand="0" w:firstRowFirstColumn="0" w:firstRowLastColumn="0" w:lastRowFirstColumn="0" w:lastRowLastColumn="0"/>
-            <w:tcW w:w="2765" w:type="dxa"/>
-            <w:shd w:val="clear" w:color="auto" w:fill="FEF2CA" w:themeFill="accent3" w:themeFillTint="33"/>
-          </w:tcPr>
-          <w:p>
-            <w:pPr>
-              <w:rPr>
-                <w:b w:val="0"/>
-                <w:bCs w:val="0"/>
-              </w:rPr>
-            </w:pPr>
-            <w:r>
-              <w:rPr>
-                <w:rFonts w:hint="eastAsia"/>
+        <w:tblPrEx>
+          <w:tblBorders>
+            <w:top w:val="single" w:color="FDD960" w:themeColor="accent3" w:themeTint="99" w:sz="4" w:space="0"/>
+            <w:left w:val="single" w:color="FDD960" w:themeColor="accent3" w:themeTint="99" w:sz="4" w:space="0"/>
+            <w:bottom w:val="single" w:color="FDD960" w:themeColor="accent3" w:themeTint="99" w:sz="4" w:space="0"/>
+            <w:right w:val="single" w:color="FDD960" w:themeColor="accent3" w:themeTint="99" w:sz="4" w:space="0"/>
+            <w:insideH w:val="single" w:color="FDD960" w:themeColor="accent3" w:themeTint="99" w:sz="4" w:space="0"/>
+            <w:insideV w:val="none" w:color="auto" w:sz="0" w:space="0"/>
+          </w:tblBorders>
+          <w:tblCellMar>
+            <w:top w:w="0" w:type="dxa"/>
+            <w:left w:w="108" w:type="dxa"/>
+            <w:bottom w:w="0" w:type="dxa"/>
+            <w:right w:w="108" w:type="dxa"/>
+          </w:tblCellMar>
+        </w:tblPrEx>
+        <w:tc>
+          <w:tcPr>
+            <w:tcW w:w="2765" w:type="dxa"/>
+            <w:shd w:val="clear" w:color="auto" w:fill="FEF2CA" w:themeFill="accent3" w:themeFillTint="33"/>
+          </w:tcPr>
+          <w:p>
+            <w:pPr>
+              <w:rPr>
+                <w:rFonts w:hint="default" w:eastAsia="方正书宋_GBK"/>
+                <w:b/>
+                <w:bCs/>
+                <w:lang w:val="en-US" w:eastAsia="zh-CN"/>
+              </w:rPr>
+            </w:pPr>
+            <w:r>
+              <w:rPr>
+                <w:rFonts w:hint="eastAsia"/>
+                <w:b/>
+                <w:bCs/>
+                <w:lang w:val="en-US" w:eastAsia="zh-CN"/>
               </w:rPr>
               <w:t>10.24-10.30</w:t>
             </w:r>
@@ -482,11 +617,15 @@
           </w:tcPr>
           <w:p>
             <w:pPr>
-              <w:cnfStyle w:val="000000000000" w:firstRow="0" w:lastRow="0" w:firstColumn="0" w:lastColumn="0" w:oddVBand="0" w:evenVBand="0" w:oddHBand="0" w:evenHBand="0" w:firstRowFirstColumn="0" w:firstRowLastColumn="0" w:lastRowFirstColumn="0" w:lastRowLastColumn="0"/>
-            </w:pPr>
-            <w:r>
-              <w:rPr>
-                <w:rFonts w:hint="eastAsia"/>
+              <w:rPr>
+                <w:rFonts w:hint="default" w:eastAsia="方正书宋_GBK"/>
+                <w:lang w:val="en-US" w:eastAsia="zh-CN"/>
+              </w:rPr>
+            </w:pPr>
+            <w:r>
+              <w:rPr>
+                <w:rFonts w:hint="eastAsia"/>
+                <w:lang w:val="en-US" w:eastAsia="zh-CN"/>
               </w:rPr>
               <w:t>造出新版机械镖体</w:t>
             </w:r>
@@ -499,11 +638,15 @@
           </w:tcPr>
           <w:p>
             <w:pPr>
-              <w:cnfStyle w:val="000000000000" w:firstRow="0" w:lastRow="0" w:firstColumn="0" w:lastColumn="0" w:oddVBand="0" w:evenVBand="0" w:oddHBand="0" w:evenHBand="0" w:firstRowFirstColumn="0" w:firstRowLastColumn="0" w:lastRowFirstColumn="0" w:lastRowLastColumn="0"/>
-            </w:pPr>
-            <w:r>
-              <w:rPr>
-                <w:rFonts w:hint="eastAsia"/>
+              <w:rPr>
+                <w:rFonts w:hint="default"/>
+                <w:lang w:val="en-US" w:eastAsia="zh-CN"/>
+              </w:rPr>
+            </w:pPr>
+            <w:r>
+              <w:rPr>
+                <w:rFonts w:hint="eastAsia"/>
+                <w:lang w:val="en-US" w:eastAsia="zh-CN"/>
               </w:rPr>
               <w:t>邹凌韬，林泽斌</w:t>
             </w:r>
@@ -511,22 +654,42 @@
         </w:tc>
       </w:tr>
       <w:tr>
-        <w:tc>
-          <w:tcPr>
-            <w:cnfStyle w:val="001000000000" w:firstRow="0" w:lastRow="0" w:firstColumn="1" w:lastColumn="0" w:oddVBand="0" w:evenVBand="0" w:oddHBand="0" w:evenHBand="0" w:firstRowFirstColumn="0" w:firstRowLastColumn="0" w:lastRowFirstColumn="0" w:lastRowLastColumn="0"/>
-            <w:tcW w:w="2765" w:type="dxa"/>
-            <w:shd w:val="clear" w:color="auto" w:fill="FEF2CA" w:themeFill="accent3" w:themeFillTint="33"/>
-          </w:tcPr>
-          <w:p>
-            <w:pPr>
-              <w:rPr>
-                <w:b w:val="0"/>
-                <w:bCs w:val="0"/>
-              </w:rPr>
-            </w:pPr>
-            <w:r>
-              <w:rPr>
-                <w:rFonts w:hint="eastAsia"/>
+        <w:tblPrEx>
+          <w:tblBorders>
+            <w:top w:val="single" w:color="FDD960" w:themeColor="accent3" w:themeTint="99" w:sz="4" w:space="0"/>
+            <w:left w:val="single" w:color="FDD960" w:themeColor="accent3" w:themeTint="99" w:sz="4" w:space="0"/>
+            <w:bottom w:val="single" w:color="FDD960" w:themeColor="accent3" w:themeTint="99" w:sz="4" w:space="0"/>
+            <w:right w:val="single" w:color="FDD960" w:themeColor="accent3" w:themeTint="99" w:sz="4" w:space="0"/>
+            <w:insideH w:val="single" w:color="FDD960" w:themeColor="accent3" w:themeTint="99" w:sz="4" w:space="0"/>
+            <w:insideV w:val="none" w:color="auto" w:sz="0" w:space="0"/>
+          </w:tblBorders>
+          <w:tblCellMar>
+            <w:top w:w="0" w:type="dxa"/>
+            <w:left w:w="108" w:type="dxa"/>
+            <w:bottom w:w="0" w:type="dxa"/>
+            <w:right w:w="108" w:type="dxa"/>
+          </w:tblCellMar>
+        </w:tblPrEx>
+        <w:tc>
+          <w:tcPr>
+            <w:tcW w:w="2765" w:type="dxa"/>
+            <w:shd w:val="clear" w:color="auto" w:fill="FEF2CA" w:themeFill="accent3" w:themeFillTint="33"/>
+          </w:tcPr>
+          <w:p>
+            <w:pPr>
+              <w:rPr>
+                <w:rFonts w:hint="default"/>
+                <w:b/>
+                <w:bCs/>
+                <w:lang w:val="en-US" w:eastAsia="zh-CN"/>
+              </w:rPr>
+            </w:pPr>
+            <w:r>
+              <w:rPr>
+                <w:rFonts w:hint="eastAsia"/>
+                <w:b/>
+                <w:bCs/>
+                <w:lang w:val="en-US" w:eastAsia="zh-CN"/>
               </w:rPr>
               <w:t>10.30-11.4</w:t>
             </w:r>
@@ -539,11 +702,15 @@
           </w:tcPr>
           <w:p>
             <w:pPr>
-              <w:cnfStyle w:val="000000000000" w:firstRow="0" w:lastRow="0" w:firstColumn="0" w:lastColumn="0" w:oddVBand="0" w:evenVBand="0" w:oddHBand="0" w:evenHBand="0" w:firstRowFirstColumn="0" w:firstRowLastColumn="0" w:lastRowFirstColumn="0" w:lastRowLastColumn="0"/>
-            </w:pPr>
-            <w:r>
-              <w:rPr>
-                <w:rFonts w:hint="eastAsia"/>
+              <w:rPr>
+                <w:rFonts w:hint="default"/>
+                <w:lang w:val="en-US" w:eastAsia="zh-CN"/>
+              </w:rPr>
+            </w:pPr>
+            <w:r>
+              <w:rPr>
+                <w:rFonts w:hint="eastAsia"/>
+                <w:lang w:val="en-US" w:eastAsia="zh-CN"/>
               </w:rPr>
               <w:t>完成新版制导镖图纸</w:t>
             </w:r>
@@ -556,14 +723,165 @@
           </w:tcPr>
           <w:p>
             <w:pPr>
-              <w:cnfStyle w:val="000000000000" w:firstRow="0" w:lastRow="0" w:firstColumn="0" w:lastColumn="0" w:oddVBand="0" w:evenVBand="0" w:oddHBand="0" w:evenHBand="0" w:firstRowFirstColumn="0" w:firstRowLastColumn="0" w:lastRowFirstColumn="0" w:lastRowLastColumn="0"/>
-            </w:pPr>
-            <w:r>
-              <w:rPr>
-                <w:rFonts w:hint="eastAsia"/>
+              <w:rPr>
+                <w:rFonts w:hint="default"/>
+                <w:lang w:val="en-US" w:eastAsia="zh-CN"/>
+              </w:rPr>
+            </w:pPr>
+            <w:r>
+              <w:rPr>
+                <w:rFonts w:hint="eastAsia"/>
+                <w:lang w:val="en-US" w:eastAsia="zh-CN"/>
               </w:rPr>
               <w:t>邹凌韬，林泽斌</w:t>
             </w:r>
+          </w:p>
+        </w:tc>
+      </w:tr>
+      <w:tr>
+        <w:tblPrEx>
+          <w:tblBorders>
+            <w:top w:val="single" w:color="FDD960" w:themeColor="accent3" w:themeTint="99" w:sz="4" w:space="0"/>
+            <w:left w:val="single" w:color="FDD960" w:themeColor="accent3" w:themeTint="99" w:sz="4" w:space="0"/>
+            <w:bottom w:val="single" w:color="FDD960" w:themeColor="accent3" w:themeTint="99" w:sz="4" w:space="0"/>
+            <w:right w:val="single" w:color="FDD960" w:themeColor="accent3" w:themeTint="99" w:sz="4" w:space="0"/>
+            <w:insideH w:val="single" w:color="FDD960" w:themeColor="accent3" w:themeTint="99" w:sz="4" w:space="0"/>
+            <w:insideV w:val="none" w:color="auto" w:sz="0" w:space="0"/>
+          </w:tblBorders>
+          <w:tblCellMar>
+            <w:top w:w="0" w:type="dxa"/>
+            <w:left w:w="108" w:type="dxa"/>
+            <w:bottom w:w="0" w:type="dxa"/>
+            <w:right w:w="108" w:type="dxa"/>
+          </w:tblCellMar>
+        </w:tblPrEx>
+        <w:tc>
+          <w:tcPr>
+            <w:tcW w:w="2765" w:type="dxa"/>
+            <w:shd w:val="clear" w:color="auto" w:fill="FEF2CA" w:themeFill="accent3" w:themeFillTint="33"/>
+          </w:tcPr>
+          <w:p>
+            <w:pPr>
+              <w:rPr>
+                <w:rFonts w:hint="default"/>
+                <w:b/>
+                <w:bCs/>
+                <w:lang w:val="en-US" w:eastAsia="zh-CN"/>
+              </w:rPr>
+            </w:pPr>
+            <w:r>
+              <w:rPr>
+                <w:rFonts w:hint="eastAsia"/>
+                <w:b/>
+                <w:bCs/>
+                <w:lang w:val="en-US" w:eastAsia="zh-CN"/>
+              </w:rPr>
+              <w:t>11.7-4.13</w:t>
+            </w:r>
+          </w:p>
+        </w:tc>
+        <w:tc>
+          <w:tcPr>
+            <w:tcW w:w="2765" w:type="dxa"/>
+            <w:shd w:val="clear" w:color="auto" w:fill="FEF2CA" w:themeFill="accent3" w:themeFillTint="33"/>
+          </w:tcPr>
+          <w:p>
+            <w:pPr>
+              <w:rPr>
+                <w:rFonts w:hint="default"/>
+                <w:lang w:val="en-US" w:eastAsia="zh-CN"/>
+              </w:rPr>
+            </w:pPr>
+            <w:r>
+              <w:rPr>
+                <w:rFonts w:hint="eastAsia"/>
+                <w:lang w:val="en-US" w:eastAsia="zh-CN"/>
+              </w:rPr>
+              <w:t>配合测试持续优化镖架镖体</w:t>
+            </w:r>
+          </w:p>
+        </w:tc>
+        <w:tc>
+          <w:tcPr>
+            <w:tcW w:w="2766" w:type="dxa"/>
+            <w:shd w:val="clear" w:color="auto" w:fill="FEF2CA" w:themeFill="accent3" w:themeFillTint="33"/>
+          </w:tcPr>
+          <w:p>
+            <w:pPr>
+              <w:rPr>
+                <w:rFonts w:hint="default"/>
+                <w:lang w:val="en-US" w:eastAsia="zh-CN"/>
+              </w:rPr>
+            </w:pPr>
+            <w:r>
+              <w:rPr>
+                <w:rFonts w:hint="eastAsia"/>
+                <w:lang w:val="en-US" w:eastAsia="zh-CN"/>
+              </w:rPr>
+              <w:t>林泽斌，邹凌韬</w:t>
+            </w:r>
+          </w:p>
+        </w:tc>
+      </w:tr>
+      <w:tr>
+        <w:tblPrEx>
+          <w:tblBorders>
+            <w:top w:val="single" w:color="FDD960" w:themeColor="accent3" w:themeTint="99" w:sz="4" w:space="0"/>
+            <w:left w:val="single" w:color="FDD960" w:themeColor="accent3" w:themeTint="99" w:sz="4" w:space="0"/>
+            <w:bottom w:val="single" w:color="FDD960" w:themeColor="accent3" w:themeTint="99" w:sz="4" w:space="0"/>
+            <w:right w:val="single" w:color="FDD960" w:themeColor="accent3" w:themeTint="99" w:sz="4" w:space="0"/>
+            <w:insideH w:val="single" w:color="FDD960" w:themeColor="accent3" w:themeTint="99" w:sz="4" w:space="0"/>
+            <w:insideV w:val="none" w:color="auto" w:sz="0" w:space="0"/>
+          </w:tblBorders>
+          <w:tblCellMar>
+            <w:top w:w="0" w:type="dxa"/>
+            <w:left w:w="108" w:type="dxa"/>
+            <w:bottom w:w="0" w:type="dxa"/>
+            <w:right w:w="108" w:type="dxa"/>
+          </w:tblCellMar>
+        </w:tblPrEx>
+        <w:tc>
+          <w:tcPr>
+            <w:tcW w:w="2765" w:type="dxa"/>
+            <w:shd w:val="clear" w:color="auto" w:fill="FEF2CA" w:themeFill="accent3" w:themeFillTint="33"/>
+          </w:tcPr>
+          <w:p>
+            <w:pPr>
+              <w:rPr>
+                <w:rFonts w:hint="eastAsia"/>
+                <w:b/>
+                <w:bCs/>
+                <w:lang w:val="en-US" w:eastAsia="zh-CN"/>
+              </w:rPr>
+            </w:pPr>
+          </w:p>
+        </w:tc>
+        <w:tc>
+          <w:tcPr>
+            <w:tcW w:w="2765" w:type="dxa"/>
+            <w:shd w:val="clear" w:color="auto" w:fill="FEF2CA" w:themeFill="accent3" w:themeFillTint="33"/>
+          </w:tcPr>
+          <w:p>
+            <w:pPr>
+              <w:rPr>
+                <w:rFonts w:hint="eastAsia"/>
+                <w:lang w:val="en-US" w:eastAsia="zh-CN"/>
+              </w:rPr>
+            </w:pPr>
+          </w:p>
+        </w:tc>
+        <w:tc>
+          <w:tcPr>
+            <w:tcW w:w="2766" w:type="dxa"/>
+            <w:shd w:val="clear" w:color="auto" w:fill="FEF2CA" w:themeFill="accent3" w:themeFillTint="33"/>
+          </w:tcPr>
+          <w:p>
+            <w:pPr>
+              <w:rPr>
+                <w:rFonts w:hint="eastAsia"/>
+                <w:lang w:val="en-US" w:eastAsia="zh-CN"/>
+              </w:rPr>
+            </w:pPr>
           </w:p>
         </w:tc>
       </w:tr>
@@ -582,9 +900,24 @@
     </w:p>
     <w:tbl>
       <w:tblPr>
-        <w:tblStyle w:val="4-31"/>
+        <w:tblStyle w:val="6"/>
         <w:tblW w:w="0" w:type="auto"/>
-        <w:tblLook w:val="04A0" w:firstRow="1" w:lastRow="0" w:firstColumn="1" w:lastColumn="0" w:noHBand="0" w:noVBand="1"/>
+        <w:tblInd w:w="0" w:type="dxa"/>
+        <w:tblBorders>
+          <w:top w:val="single" w:color="FDD960" w:themeColor="accent3" w:themeTint="99" w:sz="4" w:space="0"/>
+          <w:left w:val="single" w:color="FDD960" w:themeColor="accent3" w:themeTint="99" w:sz="4" w:space="0"/>
+          <w:bottom w:val="single" w:color="FDD960" w:themeColor="accent3" w:themeTint="99" w:sz="4" w:space="0"/>
+          <w:right w:val="single" w:color="FDD960" w:themeColor="accent3" w:themeTint="99" w:sz="4" w:space="0"/>
+          <w:insideH w:val="single" w:color="FDD960" w:themeColor="accent3" w:themeTint="99" w:sz="4" w:space="0"/>
+          <w:insideV w:val="none" w:color="auto" w:sz="0" w:space="0"/>
+        </w:tblBorders>
+        <w:tblLayout w:type="autofit"/>
+        <w:tblCellMar>
+          <w:top w:w="0" w:type="dxa"/>
+          <w:left w:w="108" w:type="dxa"/>
+          <w:bottom w:w="0" w:type="dxa"/>
+          <w:right w:w="108" w:type="dxa"/>
+        </w:tblCellMar>
       </w:tblPr>
       <w:tblGrid>
         <w:gridCol w:w="2765"/>
@@ -592,24 +925,57 @@
         <w:gridCol w:w="2766"/>
       </w:tblGrid>
       <w:tr>
-        <w:trPr>
-          <w:cnfStyle w:val="100000000000" w:firstRow="1" w:lastRow="0" w:firstColumn="0" w:lastColumn="0" w:oddVBand="0" w:evenVBand="0" w:oddHBand="0" w:evenHBand="0" w:firstRowFirstColumn="0" w:firstRowLastColumn="0" w:lastRowFirstColumn="0" w:lastRowLastColumn="0"/>
-        </w:trPr>
-        <w:tc>
-          <w:tcPr>
-            <w:cnfStyle w:val="001000000000" w:firstRow="0" w:lastRow="0" w:firstColumn="1" w:lastColumn="0" w:oddVBand="0" w:evenVBand="0" w:oddHBand="0" w:evenHBand="0" w:firstRowFirstColumn="0" w:firstRowLastColumn="0" w:lastRowFirstColumn="0" w:lastRowLastColumn="0"/>
-            <w:tcW w:w="2765" w:type="dxa"/>
-          </w:tcPr>
-          <w:p>
-            <w:pPr>
-              <w:rPr>
-                <w:b w:val="0"/>
-                <w:bCs w:val="0"/>
-              </w:rPr>
-            </w:pPr>
-            <w:r>
-              <w:rPr>
-                <w:rFonts w:hint="eastAsia"/>
+        <w:tblPrEx>
+          <w:tblBorders>
+            <w:top w:val="single" w:color="FDD960" w:themeColor="accent3" w:themeTint="99" w:sz="4" w:space="0"/>
+            <w:left w:val="single" w:color="FDD960" w:themeColor="accent3" w:themeTint="99" w:sz="4" w:space="0"/>
+            <w:bottom w:val="single" w:color="FDD960" w:themeColor="accent3" w:themeTint="99" w:sz="4" w:space="0"/>
+            <w:right w:val="single" w:color="FDD960" w:themeColor="accent3" w:themeTint="99" w:sz="4" w:space="0"/>
+            <w:insideH w:val="single" w:color="FDD960" w:themeColor="accent3" w:themeTint="99" w:sz="4" w:space="0"/>
+            <w:insideV w:val="none" w:color="auto" w:sz="0" w:space="0"/>
+          </w:tblBorders>
+          <w:tblCellMar>
+            <w:top w:w="0" w:type="dxa"/>
+            <w:left w:w="108" w:type="dxa"/>
+            <w:bottom w:w="0" w:type="dxa"/>
+            <w:right w:w="108" w:type="dxa"/>
+          </w:tblCellMar>
+        </w:tblPrEx>
+        <w:tc>
+          <w:tcPr>
+            <w:tcW w:w="2765" w:type="dxa"/>
+            <w:tcBorders>
+              <w:top w:val="single" w:color="F2BA02" w:themeColor="accent3" w:sz="4" w:space="0"/>
+              <w:left w:val="single" w:color="F2BA02" w:themeColor="accent3" w:sz="4" w:space="0"/>
+              <w:bottom w:val="single" w:color="F2BA02" w:themeColor="accent3" w:sz="4" w:space="0"/>
+              <w:insideH w:val="single" w:sz="4" w:space="0"/>
+            </w:tcBorders>
+            <w:shd w:val="clear" w:color="auto" w:fill="F2BA02" w:themeFill="accent3"/>
+          </w:tcPr>
+          <w:p>
+            <w:pPr>
+              <w:rPr>
+                <w:b/>
+                <w:bCs/>
+                <w:color w:val="FFFFFF" w:themeColor="background1"/>
+                <w14:textFill>
+                  <w14:solidFill>
+                    <w14:schemeClr w14:val="bg1"/>
+                  </w14:solidFill>
+                </w14:textFill>
+              </w:rPr>
+            </w:pPr>
+            <w:r>
+              <w:rPr>
+                <w:rFonts w:hint="eastAsia"/>
+                <w:b/>
+                <w:bCs/>
+                <w:color w:val="FFFFFF" w:themeColor="background1"/>
+                <w14:textFill>
+                  <w14:solidFill>
+                    <w14:schemeClr w14:val="bg1"/>
+                  </w14:solidFill>
+                </w14:textFill>
               </w:rPr>
               <w:t>时间段</w:t>
             </w:r>
@@ -618,18 +984,37 @@
         <w:tc>
           <w:tcPr>
             <w:tcW w:w="2765" w:type="dxa"/>
-          </w:tcPr>
-          <w:p>
-            <w:pPr>
-              <w:cnfStyle w:val="100000000000" w:firstRow="1" w:lastRow="0" w:firstColumn="0" w:lastColumn="0" w:oddVBand="0" w:evenVBand="0" w:oddHBand="0" w:evenHBand="0" w:firstRowFirstColumn="0" w:firstRowLastColumn="0" w:lastRowFirstColumn="0" w:lastRowLastColumn="0"/>
-              <w:rPr>
-                <w:b w:val="0"/>
-                <w:bCs w:val="0"/>
-              </w:rPr>
-            </w:pPr>
-            <w:r>
-              <w:rPr>
-                <w:rFonts w:hint="eastAsia"/>
+            <w:tcBorders>
+              <w:top w:val="single" w:color="F2BA02" w:themeColor="accent3" w:sz="4" w:space="0"/>
+              <w:bottom w:val="single" w:color="F2BA02" w:themeColor="accent3" w:sz="4" w:space="0"/>
+              <w:insideH w:val="single" w:sz="4" w:space="0"/>
+            </w:tcBorders>
+            <w:shd w:val="clear" w:color="auto" w:fill="F2BA02" w:themeFill="accent3"/>
+          </w:tcPr>
+          <w:p>
+            <w:pPr>
+              <w:rPr>
+                <w:b/>
+                <w:bCs/>
+                <w:color w:val="FFFFFF" w:themeColor="background1"/>
+                <w14:textFill>
+                  <w14:solidFill>
+                    <w14:schemeClr w14:val="bg1"/>
+                  </w14:solidFill>
+                </w14:textFill>
+              </w:rPr>
+            </w:pPr>
+            <w:r>
+              <w:rPr>
+                <w:rFonts w:hint="eastAsia"/>
+                <w:b/>
+                <w:bCs/>
+                <w:color w:val="FFFFFF" w:themeColor="background1"/>
+                <w14:textFill>
+                  <w14:solidFill>
+                    <w14:schemeClr w14:val="bg1"/>
+                  </w14:solidFill>
+                </w14:textFill>
               </w:rPr>
               <w:t>进度要求</w:t>
             </w:r>
@@ -638,18 +1023,38 @@
         <w:tc>
           <w:tcPr>
             <w:tcW w:w="2766" w:type="dxa"/>
-          </w:tcPr>
-          <w:p>
-            <w:pPr>
-              <w:cnfStyle w:val="100000000000" w:firstRow="1" w:lastRow="0" w:firstColumn="0" w:lastColumn="0" w:oddVBand="0" w:evenVBand="0" w:oddHBand="0" w:evenHBand="0" w:firstRowFirstColumn="0" w:firstRowLastColumn="0" w:lastRowFirstColumn="0" w:lastRowLastColumn="0"/>
-              <w:rPr>
-                <w:b w:val="0"/>
-                <w:bCs w:val="0"/>
-              </w:rPr>
-            </w:pPr>
-            <w:r>
-              <w:rPr>
-                <w:rFonts w:hint="eastAsia"/>
+            <w:tcBorders>
+              <w:top w:val="single" w:color="F2BA02" w:themeColor="accent3" w:sz="4" w:space="0"/>
+              <w:bottom w:val="single" w:color="F2BA02" w:themeColor="accent3" w:sz="4" w:space="0"/>
+              <w:right w:val="single" w:color="F2BA02" w:themeColor="accent3" w:sz="4" w:space="0"/>
+              <w:insideH w:val="single" w:sz="4" w:space="0"/>
+            </w:tcBorders>
+            <w:shd w:val="clear" w:color="auto" w:fill="F2BA02" w:themeFill="accent3"/>
+          </w:tcPr>
+          <w:p>
+            <w:pPr>
+              <w:rPr>
+                <w:b/>
+                <w:bCs/>
+                <w:color w:val="FFFFFF" w:themeColor="background1"/>
+                <w14:textFill>
+                  <w14:solidFill>
+                    <w14:schemeClr w14:val="bg1"/>
+                  </w14:solidFill>
+                </w14:textFill>
+              </w:rPr>
+            </w:pPr>
+            <w:r>
+              <w:rPr>
+                <w:rFonts w:hint="eastAsia"/>
+                <w:b/>
+                <w:bCs/>
+                <w:color w:val="FFFFFF" w:themeColor="background1"/>
+                <w14:textFill>
+                  <w14:solidFill>
+                    <w14:schemeClr w14:val="bg1"/>
+                  </w14:solidFill>
+                </w14:textFill>
               </w:rPr>
               <w:t>负责人</w:t>
             </w:r>
@@ -657,22 +1062,51 @@
         </w:tc>
       </w:tr>
       <w:tr>
-        <w:tc>
-          <w:tcPr>
-            <w:cnfStyle w:val="001000000000" w:firstRow="0" w:lastRow="0" w:firstColumn="1" w:lastColumn="0" w:oddVBand="0" w:evenVBand="0" w:oddHBand="0" w:evenHBand="0" w:firstRowFirstColumn="0" w:firstRowLastColumn="0" w:lastRowFirstColumn="0" w:lastRowLastColumn="0"/>
-            <w:tcW w:w="2765" w:type="dxa"/>
-            <w:shd w:val="clear" w:color="auto" w:fill="FEF2CA" w:themeFill="accent3" w:themeFillTint="33"/>
-          </w:tcPr>
-          <w:p>
-            <w:pPr>
-              <w:rPr>
-                <w:b w:val="0"/>
-                <w:bCs w:val="0"/>
-              </w:rPr>
-            </w:pPr>
-            <w:r>
-              <w:rPr>
-                <w:rFonts w:hint="eastAsia"/>
+        <w:tblPrEx>
+          <w:tblBorders>
+            <w:top w:val="single" w:color="FDD960" w:themeColor="accent3" w:themeTint="99" w:sz="4" w:space="0"/>
+            <w:left w:val="single" w:color="FDD960" w:themeColor="accent3" w:themeTint="99" w:sz="4" w:space="0"/>
+            <w:bottom w:val="single" w:color="FDD960" w:themeColor="accent3" w:themeTint="99" w:sz="4" w:space="0"/>
+            <w:right w:val="single" w:color="FDD960" w:themeColor="accent3" w:themeTint="99" w:sz="4" w:space="0"/>
+            <w:insideH w:val="single" w:color="FDD960" w:themeColor="accent3" w:themeTint="99" w:sz="4" w:space="0"/>
+            <w:insideV w:val="none" w:color="auto" w:sz="0" w:space="0"/>
+          </w:tblBorders>
+          <w:tblCellMar>
+            <w:top w:w="0" w:type="dxa"/>
+            <w:left w:w="108" w:type="dxa"/>
+            <w:bottom w:w="0" w:type="dxa"/>
+            <w:right w:w="108" w:type="dxa"/>
+          </w:tblCellMar>
+        </w:tblPrEx>
+        <w:tc>
+          <w:tcPr>
+            <w:tcW w:w="2765" w:type="dxa"/>
+            <w:shd w:val="clear" w:color="auto" w:fill="FEF2CA" w:themeFill="accent3" w:themeFillTint="33"/>
+            <w:vAlign w:val="top"/>
+          </w:tcPr>
+          <w:p>
+            <w:pPr>
+              <w:rPr>
+                <w:rFonts w:hint="default" w:ascii="Times New Roman" w:hAnsi="Times New Roman" w:eastAsia="方正书宋_GBK" w:cstheme="minorBidi"/>
+                <w:b/>
+                <w:bCs/>
+                <w:kern w:val="2"/>
+                <w:sz w:val="21"/>
+                <w:szCs w:val="22"/>
+                <w:lang w:val="en-US" w:eastAsia="zh-CN" w:bidi="ar-SA"/>
+                <w:woUserID w:val="1"/>
+              </w:rPr>
+            </w:pPr>
+            <w:r>
+              <w:rPr>
+                <w:rFonts w:hint="eastAsia" w:cstheme="minorBidi"/>
+                <w:b/>
+                <w:bCs/>
+                <w:kern w:val="2"/>
+                <w:sz w:val="21"/>
+                <w:szCs w:val="22"/>
+                <w:lang w:val="en-US" w:eastAsia="zh-CN" w:bidi="ar-SA"/>
+                <w:woUserID w:val="1"/>
               </w:rPr>
               <w:t>11.4-12.6</w:t>
             </w:r>
@@ -685,11 +1119,15 @@
           </w:tcPr>
           <w:p>
             <w:pPr>
-              <w:cnfStyle w:val="000000000000" w:firstRow="0" w:lastRow="0" w:firstColumn="0" w:lastColumn="0" w:oddVBand="0" w:evenVBand="0" w:oddHBand="0" w:evenHBand="0" w:firstRowFirstColumn="0" w:firstRowLastColumn="0" w:lastRowFirstColumn="0" w:lastRowLastColumn="0"/>
-            </w:pPr>
-            <w:r>
-              <w:rPr>
-                <w:rFonts w:hint="eastAsia"/>
+              <w:rPr>
+                <w:rFonts w:hint="default" w:eastAsia="方正书宋_GBK"/>
+                <w:lang w:val="en-US" w:eastAsia="zh-CN"/>
+              </w:rPr>
+            </w:pPr>
+            <w:r>
+              <w:rPr>
+                <w:rFonts w:hint="eastAsia"/>
+                <w:lang w:val="en-US" w:eastAsia="zh-CN"/>
               </w:rPr>
               <w:t>飞镖机构测试与控制散布</w:t>
             </w:r>
@@ -702,11 +1140,15 @@
           </w:tcPr>
           <w:p>
             <w:pPr>
-              <w:cnfStyle w:val="000000000000" w:firstRow="0" w:lastRow="0" w:firstColumn="0" w:lastColumn="0" w:oddVBand="0" w:evenVBand="0" w:oddHBand="0" w:evenHBand="0" w:firstRowFirstColumn="0" w:firstRowLastColumn="0" w:lastRowFirstColumn="0" w:lastRowLastColumn="0"/>
-            </w:pPr>
-            <w:r>
-              <w:rPr>
-                <w:rFonts w:hint="eastAsia"/>
+              <w:rPr>
+                <w:rFonts w:hint="default" w:eastAsia="方正书宋_GBK"/>
+                <w:lang w:val="en-US" w:eastAsia="zh-CN"/>
+              </w:rPr>
+            </w:pPr>
+            <w:r>
+              <w:rPr>
+                <w:rFonts w:hint="eastAsia"/>
+                <w:lang w:val="en-US" w:eastAsia="zh-CN"/>
               </w:rPr>
               <w:t>颜晨翔，彭锦溪</w:t>
             </w:r>
@@ -714,22 +1156,48 @@
         </w:tc>
       </w:tr>
       <w:tr>
-        <w:tc>
-          <w:tcPr>
-            <w:cnfStyle w:val="001000000000" w:firstRow="0" w:lastRow="0" w:firstColumn="1" w:lastColumn="0" w:oddVBand="0" w:evenVBand="0" w:oddHBand="0" w:evenHBand="0" w:firstRowFirstColumn="0" w:firstRowLastColumn="0" w:lastRowFirstColumn="0" w:lastRowLastColumn="0"/>
-            <w:tcW w:w="2765" w:type="dxa"/>
-            <w:shd w:val="clear" w:color="auto" w:fill="FEF2CA" w:themeFill="accent3" w:themeFillTint="33"/>
-          </w:tcPr>
-          <w:p>
-            <w:pPr>
-              <w:rPr>
-                <w:b w:val="0"/>
-                <w:bCs w:val="0"/>
-              </w:rPr>
-            </w:pPr>
-            <w:r>
-              <w:rPr>
-                <w:rFonts w:hint="eastAsia"/>
+        <w:tblPrEx>
+          <w:tblBorders>
+            <w:top w:val="single" w:color="FDD960" w:themeColor="accent3" w:themeTint="99" w:sz="4" w:space="0"/>
+            <w:left w:val="single" w:color="FDD960" w:themeColor="accent3" w:themeTint="99" w:sz="4" w:space="0"/>
+            <w:bottom w:val="single" w:color="FDD960" w:themeColor="accent3" w:themeTint="99" w:sz="4" w:space="0"/>
+            <w:right w:val="single" w:color="FDD960" w:themeColor="accent3" w:themeTint="99" w:sz="4" w:space="0"/>
+            <w:insideH w:val="single" w:color="FDD960" w:themeColor="accent3" w:themeTint="99" w:sz="4" w:space="0"/>
+            <w:insideV w:val="none" w:color="auto" w:sz="0" w:space="0"/>
+          </w:tblBorders>
+          <w:tblCellMar>
+            <w:top w:w="0" w:type="dxa"/>
+            <w:left w:w="108" w:type="dxa"/>
+            <w:bottom w:w="0" w:type="dxa"/>
+            <w:right w:w="108" w:type="dxa"/>
+          </w:tblCellMar>
+        </w:tblPrEx>
+        <w:tc>
+          <w:tcPr>
+            <w:tcW w:w="2765" w:type="dxa"/>
+            <w:shd w:val="clear" w:color="auto" w:fill="FEF2CA" w:themeFill="accent3" w:themeFillTint="33"/>
+            <w:vAlign w:val="top"/>
+          </w:tcPr>
+          <w:p>
+            <w:pPr>
+              <w:rPr>
+                <w:rFonts w:hint="default" w:ascii="Times New Roman" w:hAnsi="Times New Roman" w:eastAsia="方正书宋_GBK" w:cstheme="minorBidi"/>
+                <w:b/>
+                <w:bCs/>
+                <w:kern w:val="2"/>
+                <w:sz w:val="21"/>
+                <w:szCs w:val="22"/>
+                <w:lang w:val="en-US" w:eastAsia="zh-CN" w:bidi="ar-SA"/>
+                <w:woUserID w:val="1"/>
+              </w:rPr>
+            </w:pPr>
+            <w:r>
+              <w:rPr>
+                <w:rFonts w:hint="eastAsia"/>
+                <w:b/>
+                <w:bCs/>
+                <w:lang w:val="en-US" w:eastAsia="zh-CN"/>
+                <w:woUserID w:val="1"/>
               </w:rPr>
               <w:t>12.6-1.12</w:t>
             </w:r>
@@ -742,13 +1210,17 @@
           </w:tcPr>
           <w:p>
             <w:pPr>
-              <w:cnfStyle w:val="000000000000" w:firstRow="0" w:lastRow="0" w:firstColumn="0" w:lastColumn="0" w:oddVBand="0" w:evenVBand="0" w:oddHBand="0" w:evenHBand="0" w:firstRowFirstColumn="0" w:firstRowLastColumn="0" w:lastRowFirstColumn="0" w:lastRowLastColumn="0"/>
-            </w:pPr>
-            <w:r>
-              <w:rPr>
-                <w:rFonts w:hint="eastAsia"/>
-              </w:rPr>
-              <w:t>具备打击前哨站的能力</w:t>
+              <w:rPr>
+                <w:rFonts w:hint="default" w:eastAsia="方正书宋_GBK"/>
+                <w:lang w:val="en-US" w:eastAsia="zh-CN"/>
+              </w:rPr>
+            </w:pPr>
+            <w:r>
+              <w:rPr>
+                <w:rFonts w:hint="eastAsia"/>
+                <w:lang w:val="en-US" w:eastAsia="zh-CN"/>
+              </w:rPr>
+              <w:t>具备击打前哨站的能力</w:t>
             </w:r>
           </w:p>
         </w:tc>
@@ -759,11 +1231,15 @@
           </w:tcPr>
           <w:p>
             <w:pPr>
-              <w:cnfStyle w:val="000000000000" w:firstRow="0" w:lastRow="0" w:firstColumn="0" w:lastColumn="0" w:oddVBand="0" w:evenVBand="0" w:oddHBand="0" w:evenHBand="0" w:firstRowFirstColumn="0" w:firstRowLastColumn="0" w:lastRowFirstColumn="0" w:lastRowLastColumn="0"/>
-            </w:pPr>
-            <w:r>
-              <w:rPr>
-                <w:rFonts w:hint="eastAsia"/>
+              <w:rPr>
+                <w:rFonts w:hint="default" w:eastAsia="方正书宋_GBK"/>
+                <w:lang w:val="en-US" w:eastAsia="zh-CN"/>
+              </w:rPr>
+            </w:pPr>
+            <w:r>
+              <w:rPr>
+                <w:rFonts w:hint="eastAsia"/>
+                <w:lang w:val="en-US" w:eastAsia="zh-CN"/>
               </w:rPr>
               <w:t>颜晨翔，彭锦溪</w:t>
             </w:r>
@@ -771,22 +1247,51 @@
         </w:tc>
       </w:tr>
       <w:tr>
-        <w:tc>
-          <w:tcPr>
-            <w:cnfStyle w:val="001000000000" w:firstRow="0" w:lastRow="0" w:firstColumn="1" w:lastColumn="0" w:oddVBand="0" w:evenVBand="0" w:oddHBand="0" w:evenHBand="0" w:firstRowFirstColumn="0" w:firstRowLastColumn="0" w:lastRowFirstColumn="0" w:lastRowLastColumn="0"/>
-            <w:tcW w:w="2765" w:type="dxa"/>
-            <w:shd w:val="clear" w:color="auto" w:fill="FEF2CA" w:themeFill="accent3" w:themeFillTint="33"/>
-          </w:tcPr>
-          <w:p>
-            <w:pPr>
-              <w:rPr>
-                <w:b w:val="0"/>
-                <w:bCs w:val="0"/>
-              </w:rPr>
-            </w:pPr>
-            <w:r>
-              <w:rPr>
-                <w:rFonts w:hint="eastAsia"/>
+        <w:tblPrEx>
+          <w:tblBorders>
+            <w:top w:val="single" w:color="FDD960" w:themeColor="accent3" w:themeTint="99" w:sz="4" w:space="0"/>
+            <w:left w:val="single" w:color="FDD960" w:themeColor="accent3" w:themeTint="99" w:sz="4" w:space="0"/>
+            <w:bottom w:val="single" w:color="FDD960" w:themeColor="accent3" w:themeTint="99" w:sz="4" w:space="0"/>
+            <w:right w:val="single" w:color="FDD960" w:themeColor="accent3" w:themeTint="99" w:sz="4" w:space="0"/>
+            <w:insideH w:val="single" w:color="FDD960" w:themeColor="accent3" w:themeTint="99" w:sz="4" w:space="0"/>
+            <w:insideV w:val="none" w:color="auto" w:sz="0" w:space="0"/>
+          </w:tblBorders>
+          <w:tblCellMar>
+            <w:top w:w="0" w:type="dxa"/>
+            <w:left w:w="108" w:type="dxa"/>
+            <w:bottom w:w="0" w:type="dxa"/>
+            <w:right w:w="108" w:type="dxa"/>
+          </w:tblCellMar>
+        </w:tblPrEx>
+        <w:tc>
+          <w:tcPr>
+            <w:tcW w:w="2765" w:type="dxa"/>
+            <w:shd w:val="clear" w:color="auto" w:fill="FEF2CA" w:themeFill="accent3" w:themeFillTint="33"/>
+            <w:vAlign w:val="top"/>
+          </w:tcPr>
+          <w:p>
+            <w:pPr>
+              <w:rPr>
+                <w:rFonts w:hint="default" w:ascii="Times New Roman" w:hAnsi="Times New Roman" w:eastAsia="方正书宋_GBK" w:cstheme="minorBidi"/>
+                <w:b/>
+                <w:bCs/>
+                <w:kern w:val="2"/>
+                <w:sz w:val="21"/>
+                <w:szCs w:val="22"/>
+                <w:lang w:val="en-US" w:eastAsia="zh-CN" w:bidi="ar-SA"/>
+                <w:woUserID w:val="1"/>
+              </w:rPr>
+            </w:pPr>
+            <w:r>
+              <w:rPr>
+                <w:rFonts w:hint="eastAsia" w:cstheme="minorBidi"/>
+                <w:b/>
+                <w:bCs/>
+                <w:kern w:val="2"/>
+                <w:sz w:val="21"/>
+                <w:szCs w:val="22"/>
+                <w:lang w:val="en-US" w:eastAsia="zh-CN" w:bidi="ar-SA"/>
+                <w:woUserID w:val="1"/>
               </w:rPr>
               <w:t>11.4-1.12</w:t>
             </w:r>
@@ -799,11 +1304,15 @@
           </w:tcPr>
           <w:p>
             <w:pPr>
-              <w:cnfStyle w:val="000000000000" w:firstRow="0" w:lastRow="0" w:firstColumn="0" w:lastColumn="0" w:oddVBand="0" w:evenVBand="0" w:oddHBand="0" w:evenHBand="0" w:firstRowFirstColumn="0" w:firstRowLastColumn="0" w:lastRowFirstColumn="0" w:lastRowLastColumn="0"/>
-            </w:pPr>
-            <w:r>
-              <w:rPr>
-                <w:rFonts w:hint="eastAsia"/>
+              <w:rPr>
+                <w:rFonts w:hint="default" w:eastAsia="方正书宋_GBK"/>
+                <w:lang w:val="en-US" w:eastAsia="zh-CN"/>
+              </w:rPr>
+            </w:pPr>
+            <w:r>
+              <w:rPr>
+                <w:rFonts w:hint="eastAsia"/>
+                <w:lang w:val="en-US" w:eastAsia="zh-CN"/>
               </w:rPr>
               <w:t>制导镖初步完成</w:t>
             </w:r>
@@ -813,14 +1322,22 @@
           <w:tcPr>
             <w:tcW w:w="2766" w:type="dxa"/>
             <w:shd w:val="clear" w:color="auto" w:fill="FEF2CA" w:themeFill="accent3" w:themeFillTint="33"/>
-          </w:tcPr>
-          <w:p>
-            <w:pPr>
-              <w:cnfStyle w:val="000000000000" w:firstRow="0" w:lastRow="0" w:firstColumn="0" w:lastColumn="0" w:oddVBand="0" w:evenVBand="0" w:oddHBand="0" w:evenHBand="0" w:firstRowFirstColumn="0" w:firstRowLastColumn="0" w:lastRowFirstColumn="0" w:lastRowLastColumn="0"/>
-            </w:pPr>
-            <w:r>
-              <w:rPr>
-                <w:rFonts w:hint="eastAsia"/>
+            <w:vAlign w:val="top"/>
+          </w:tcPr>
+          <w:p>
+            <w:pPr>
+              <w:rPr>
+                <w:rFonts w:hint="default" w:ascii="Times New Roman" w:hAnsi="Times New Roman" w:eastAsia="方正书宋_GBK" w:cstheme="minorBidi"/>
+                <w:kern w:val="2"/>
+                <w:sz w:val="21"/>
+                <w:szCs w:val="22"/>
+                <w:lang w:val="en-US" w:eastAsia="zh-CN" w:bidi="ar-SA"/>
+              </w:rPr>
+            </w:pPr>
+            <w:r>
+              <w:rPr>
+                <w:rFonts w:hint="eastAsia"/>
+                <w:lang w:val="en-US" w:eastAsia="zh-CN"/>
               </w:rPr>
               <w:t>颜晨翔，彭锦溪</w:t>
             </w:r>
@@ -828,22 +1345,51 @@
         </w:tc>
       </w:tr>
       <w:tr>
-        <w:tc>
-          <w:tcPr>
-            <w:cnfStyle w:val="001000000000" w:firstRow="0" w:lastRow="0" w:firstColumn="1" w:lastColumn="0" w:oddVBand="0" w:evenVBand="0" w:oddHBand="0" w:evenHBand="0" w:firstRowFirstColumn="0" w:firstRowLastColumn="0" w:lastRowFirstColumn="0" w:lastRowLastColumn="0"/>
-            <w:tcW w:w="2765" w:type="dxa"/>
-            <w:shd w:val="clear" w:color="auto" w:fill="FEF2CA" w:themeFill="accent3" w:themeFillTint="33"/>
-          </w:tcPr>
-          <w:p>
-            <w:pPr>
-              <w:rPr>
-                <w:b w:val="0"/>
-                <w:bCs w:val="0"/>
-              </w:rPr>
-            </w:pPr>
-            <w:r>
-              <w:rPr>
-                <w:rFonts w:hint="eastAsia"/>
+        <w:tblPrEx>
+          <w:tblBorders>
+            <w:top w:val="single" w:color="FDD960" w:themeColor="accent3" w:themeTint="99" w:sz="4" w:space="0"/>
+            <w:left w:val="single" w:color="FDD960" w:themeColor="accent3" w:themeTint="99" w:sz="4" w:space="0"/>
+            <w:bottom w:val="single" w:color="FDD960" w:themeColor="accent3" w:themeTint="99" w:sz="4" w:space="0"/>
+            <w:right w:val="single" w:color="FDD960" w:themeColor="accent3" w:themeTint="99" w:sz="4" w:space="0"/>
+            <w:insideH w:val="single" w:color="FDD960" w:themeColor="accent3" w:themeTint="99" w:sz="4" w:space="0"/>
+            <w:insideV w:val="none" w:color="auto" w:sz="0" w:space="0"/>
+          </w:tblBorders>
+          <w:tblCellMar>
+            <w:top w:w="0" w:type="dxa"/>
+            <w:left w:w="108" w:type="dxa"/>
+            <w:bottom w:w="0" w:type="dxa"/>
+            <w:right w:w="108" w:type="dxa"/>
+          </w:tblCellMar>
+        </w:tblPrEx>
+        <w:tc>
+          <w:tcPr>
+            <w:tcW w:w="2765" w:type="dxa"/>
+            <w:shd w:val="clear" w:color="auto" w:fill="FEF2CA" w:themeFill="accent3" w:themeFillTint="33"/>
+            <w:vAlign w:val="top"/>
+          </w:tcPr>
+          <w:p>
+            <w:pPr>
+              <w:rPr>
+                <w:rFonts w:hint="default" w:ascii="Times New Roman" w:hAnsi="Times New Roman" w:eastAsia="方正书宋_GBK" w:cstheme="minorBidi"/>
+                <w:b/>
+                <w:bCs/>
+                <w:kern w:val="2"/>
+                <w:sz w:val="21"/>
+                <w:szCs w:val="22"/>
+                <w:lang w:val="en-US" w:eastAsia="zh-CN" w:bidi="ar-SA"/>
+                <w:woUserID w:val="1"/>
+              </w:rPr>
+            </w:pPr>
+            <w:r>
+              <w:rPr>
+                <w:rFonts w:hint="eastAsia" w:cstheme="minorBidi"/>
+                <w:b/>
+                <w:bCs/>
+                <w:kern w:val="2"/>
+                <w:sz w:val="21"/>
+                <w:szCs w:val="22"/>
+                <w:lang w:val="en-US" w:eastAsia="zh-CN" w:bidi="ar-SA"/>
+                <w:woUserID w:val="1"/>
               </w:rPr>
               <w:t>1.12-2.28</w:t>
             </w:r>
@@ -856,13 +1402,17 @@
           </w:tcPr>
           <w:p>
             <w:pPr>
-              <w:cnfStyle w:val="000000000000" w:firstRow="0" w:lastRow="0" w:firstColumn="0" w:lastColumn="0" w:oddVBand="0" w:evenVBand="0" w:oddHBand="0" w:evenHBand="0" w:firstRowFirstColumn="0" w:firstRowLastColumn="0" w:lastRowFirstColumn="0" w:lastRowLastColumn="0"/>
-            </w:pPr>
-            <w:r>
-              <w:rPr>
-                <w:rFonts w:hint="eastAsia"/>
-              </w:rPr>
-              <w:t>具备打击基地移动目标的能力</w:t>
+              <w:rPr>
+                <w:rFonts w:hint="default" w:eastAsia="方正书宋_GBK"/>
+                <w:lang w:val="en-US" w:eastAsia="zh-CN"/>
+              </w:rPr>
+            </w:pPr>
+            <w:r>
+              <w:rPr>
+                <w:rFonts w:hint="eastAsia"/>
+                <w:lang w:val="en-US" w:eastAsia="zh-CN"/>
+              </w:rPr>
+              <w:t>具备击打基地移动目标的能力</w:t>
             </w:r>
           </w:p>
         </w:tc>
@@ -870,14 +1420,22 @@
           <w:tcPr>
             <w:tcW w:w="2766" w:type="dxa"/>
             <w:shd w:val="clear" w:color="auto" w:fill="FEF2CA" w:themeFill="accent3" w:themeFillTint="33"/>
-          </w:tcPr>
-          <w:p>
-            <w:pPr>
-              <w:cnfStyle w:val="000000000000" w:firstRow="0" w:lastRow="0" w:firstColumn="0" w:lastColumn="0" w:oddVBand="0" w:evenVBand="0" w:oddHBand="0" w:evenHBand="0" w:firstRowFirstColumn="0" w:firstRowLastColumn="0" w:lastRowFirstColumn="0" w:lastRowLastColumn="0"/>
-            </w:pPr>
-            <w:r>
-              <w:rPr>
-                <w:rFonts w:hint="eastAsia"/>
+            <w:vAlign w:val="top"/>
+          </w:tcPr>
+          <w:p>
+            <w:pPr>
+              <w:rPr>
+                <w:rFonts w:hint="default" w:ascii="Times New Roman" w:hAnsi="Times New Roman" w:eastAsia="方正书宋_GBK" w:cstheme="minorBidi"/>
+                <w:kern w:val="2"/>
+                <w:sz w:val="21"/>
+                <w:szCs w:val="22"/>
+                <w:lang w:val="en-US" w:eastAsia="zh-CN" w:bidi="ar-SA"/>
+              </w:rPr>
+            </w:pPr>
+            <w:r>
+              <w:rPr>
+                <w:rFonts w:hint="eastAsia"/>
+                <w:lang w:val="en-US" w:eastAsia="zh-CN"/>
               </w:rPr>
               <w:t>颜晨翔，彭锦溪</w:t>
             </w:r>
@@ -885,39 +1443,73 @@
         </w:tc>
       </w:tr>
       <w:tr>
-        <w:tc>
-          <w:tcPr>
-            <w:cnfStyle w:val="001000000000" w:firstRow="0" w:lastRow="0" w:firstColumn="1" w:lastColumn="0" w:oddVBand="0" w:evenVBand="0" w:oddHBand="0" w:evenHBand="0" w:firstRowFirstColumn="0" w:firstRowLastColumn="0" w:lastRowFirstColumn="0" w:lastRowLastColumn="0"/>
-            <w:tcW w:w="2765" w:type="dxa"/>
-            <w:shd w:val="clear" w:color="auto" w:fill="FEF2CA" w:themeFill="accent3" w:themeFillTint="33"/>
-          </w:tcPr>
-          <w:p>
-            <w:pPr>
-              <w:rPr>
-                <w:b w:val="0"/>
-                <w:bCs w:val="0"/>
-              </w:rPr>
-            </w:pPr>
-            <w:r>
-              <w:rPr>
-                <w:rFonts w:hint="eastAsia"/>
-              </w:rPr>
-              <w:t>2.28-4.13</w:t>
-            </w:r>
-          </w:p>
-        </w:tc>
-        <w:tc>
-          <w:tcPr>
-            <w:tcW w:w="2765" w:type="dxa"/>
-            <w:shd w:val="clear" w:color="auto" w:fill="FEF2CA" w:themeFill="accent3" w:themeFillTint="33"/>
-          </w:tcPr>
-          <w:p>
-            <w:pPr>
-              <w:cnfStyle w:val="000000000000" w:firstRow="0" w:lastRow="0" w:firstColumn="0" w:lastColumn="0" w:oddVBand="0" w:evenVBand="0" w:oddHBand="0" w:evenHBand="0" w:firstRowFirstColumn="0" w:firstRowLastColumn="0" w:lastRowFirstColumn="0" w:lastRowLastColumn="0"/>
-            </w:pPr>
-            <w:r>
-              <w:rPr>
-                <w:rFonts w:hint="eastAsia"/>
+        <w:tblPrEx>
+          <w:tblBorders>
+            <w:top w:val="single" w:color="FDD960" w:themeColor="accent3" w:themeTint="99" w:sz="4" w:space="0"/>
+            <w:left w:val="single" w:color="FDD960" w:themeColor="accent3" w:themeTint="99" w:sz="4" w:space="0"/>
+            <w:bottom w:val="single" w:color="FDD960" w:themeColor="accent3" w:themeTint="99" w:sz="4" w:space="0"/>
+            <w:right w:val="single" w:color="FDD960" w:themeColor="accent3" w:themeTint="99" w:sz="4" w:space="0"/>
+            <w:insideH w:val="single" w:color="FDD960" w:themeColor="accent3" w:themeTint="99" w:sz="4" w:space="0"/>
+            <w:insideV w:val="none" w:color="auto" w:sz="0" w:space="0"/>
+          </w:tblBorders>
+          <w:tblCellMar>
+            <w:top w:w="0" w:type="dxa"/>
+            <w:left w:w="108" w:type="dxa"/>
+            <w:bottom w:w="0" w:type="dxa"/>
+            <w:right w:w="108" w:type="dxa"/>
+          </w:tblCellMar>
+        </w:tblPrEx>
+        <w:tc>
+          <w:tcPr>
+            <w:tcW w:w="2765" w:type="dxa"/>
+            <w:shd w:val="clear" w:color="auto" w:fill="FEF2CA" w:themeFill="accent3" w:themeFillTint="33"/>
+            <w:vAlign w:val="top"/>
+          </w:tcPr>
+          <w:p>
+            <w:pPr>
+              <w:rPr>
+                <w:rFonts w:hint="eastAsia" w:ascii="Times New Roman" w:hAnsi="Times New Roman" w:eastAsia="方正书宋_GBK" w:cstheme="minorBidi"/>
+                <w:b/>
+                <w:bCs/>
+                <w:kern w:val="2"/>
+                <w:sz w:val="21"/>
+                <w:szCs w:val="22"/>
+                <w:lang w:val="en-US" w:eastAsia="zh-CN" w:bidi="ar-SA"/>
+                <w:woUserID w:val="1"/>
+              </w:rPr>
+            </w:pPr>
+            <w:r>
+              <w:rPr>
+                <w:rFonts w:hint="eastAsia"/>
+                <w:b/>
+                <w:bCs/>
+                <w:lang w:val="en-US" w:eastAsia="zh-CN"/>
+                <w:woUserID w:val="1"/>
+              </w:rPr>
+              <w:t>1.12-4.13</w:t>
+            </w:r>
+          </w:p>
+        </w:tc>
+        <w:tc>
+          <w:tcPr>
+            <w:tcW w:w="2765" w:type="dxa"/>
+            <w:shd w:val="clear" w:color="auto" w:fill="FEF2CA" w:themeFill="accent3" w:themeFillTint="33"/>
+            <w:vAlign w:val="top"/>
+          </w:tcPr>
+          <w:p>
+            <w:pPr>
+              <w:rPr>
+                <w:rFonts w:hint="eastAsia" w:ascii="Times New Roman" w:hAnsi="Times New Roman" w:eastAsia="方正书宋_GBK" w:cstheme="minorBidi"/>
+                <w:kern w:val="2"/>
+                <w:sz w:val="21"/>
+                <w:szCs w:val="22"/>
+                <w:lang w:val="en-US" w:eastAsia="zh-CN" w:bidi="ar-SA"/>
+              </w:rPr>
+            </w:pPr>
+            <w:r>
+              <w:rPr>
+                <w:rFonts w:hint="eastAsia"/>
+                <w:lang w:val="en-US" w:eastAsia="zh-CN"/>
               </w:rPr>
               <w:t>完善飞镖系统性能</w:t>
             </w:r>
@@ -927,14 +1519,22 @@
           <w:tcPr>
             <w:tcW w:w="2766" w:type="dxa"/>
             <w:shd w:val="clear" w:color="auto" w:fill="FEF2CA" w:themeFill="accent3" w:themeFillTint="33"/>
-          </w:tcPr>
-          <w:p>
-            <w:pPr>
-              <w:cnfStyle w:val="000000000000" w:firstRow="0" w:lastRow="0" w:firstColumn="0" w:lastColumn="0" w:oddVBand="0" w:evenVBand="0" w:oddHBand="0" w:evenHBand="0" w:firstRowFirstColumn="0" w:firstRowLastColumn="0" w:lastRowFirstColumn="0" w:lastRowLastColumn="0"/>
-            </w:pPr>
-            <w:r>
-              <w:rPr>
-                <w:rFonts w:hint="eastAsia"/>
+            <w:vAlign w:val="top"/>
+          </w:tcPr>
+          <w:p>
+            <w:pPr>
+              <w:rPr>
+                <w:rFonts w:hint="eastAsia" w:ascii="Times New Roman" w:hAnsi="Times New Roman" w:eastAsia="方正书宋_GBK" w:cstheme="minorBidi"/>
+                <w:kern w:val="2"/>
+                <w:sz w:val="21"/>
+                <w:szCs w:val="22"/>
+                <w:lang w:val="en-US" w:eastAsia="zh-CN" w:bidi="ar-SA"/>
+              </w:rPr>
+            </w:pPr>
+            <w:r>
+              <w:rPr>
+                <w:rFonts w:hint="eastAsia"/>
+                <w:lang w:val="en-US" w:eastAsia="zh-CN"/>
               </w:rPr>
               <w:t>颜晨翔，彭锦溪</w:t>
             </w:r>
